--- a/data/templates/Answer_for_Request_to_Produce.docx
+++ b/data/templates/Answer_for_Request_to_Produce.docx
@@ -1706,7 +1706,7 @@
           <w:szCs w:val="26"/>
         </w:rPr>
         <w:tab/>
-        <w:t>#{{attorney_bar}}</w:t>
+        <w:t>{{attorney_bar}}</w:t>
       </w:r>
     </w:p>
     <w:p>

--- a/data/templates/Answer_for_Request_to_Produce.docx
+++ b/data/templates/Answer_for_Request_to_Produce.docx
@@ -2022,7 +2022,7 @@
           <w:szCs w:val="26"/>
         </w:rPr>
         <w:tab/>
-        <w:t>Facsimile: {{firm_fax}}</w:t>
+        <w:t/>
       </w:r>
     </w:p>
     <w:p>
